--- a/rapports/16_02_2026/AGATHE/coh_EQ3_sup_014301230043.docx
+++ b/rapports/16_02_2026/AGATHE/coh_EQ3_sup_014301230043.docx
@@ -25,7 +25,7 @@
         <w:br/>
         <w:t>Grappe: 014301230043</w:t>
         <w:br/>
-        <w:t>Date: 16/02/2026 a 12:41</w:t>
+        <w:t>Date: 16/02/2026 a 12:58</w:t>
       </w:r>
     </w:p>
     <w:p/>

--- a/rapports/16_02_2026/AGATHE/coh_EQ3_sup_014301230043.docx
+++ b/rapports/16_02_2026/AGATHE/coh_EQ3_sup_014301230043.docx
@@ -25,7 +25,7 @@
         <w:br/>
         <w:t>Grappe: 014301230043</w:t>
         <w:br/>
-        <w:t>Date: 16/02/2026 a 12:58</w:t>
+        <w:t>Date: 16/02/2026 a 13:06</w:t>
       </w:r>
     </w:p>
     <w:p/>
@@ -315,7 +315,7 @@
           </w:tcPr>
           <w:p>
             <w:r>
-              <w:t>11</w:t>
+              <w:t>10</w:t>
             </w:r>
           </w:p>
         </w:tc>
@@ -348,6 +348,38 @@
           <w:p>
             <w:r>
               <w:t>8</w:t>
+            </w:r>
+          </w:p>
+        </w:tc>
+      </w:tr>
+      <w:tr>
+        <w:tc>
+          <w:tcPr>
+            <w:tcW w:type="dxa" w:w="3324"/>
+          </w:tcPr>
+          <w:p>
+            <w:r>
+              <w:t>Section0</w:t>
+            </w:r>
+          </w:p>
+        </w:tc>
+        <w:tc>
+          <w:tcPr>
+            <w:tcW w:type="dxa" w:w="3324"/>
+          </w:tcPr>
+          <w:p>
+            <w:r>
+              <w:t>Identification et renseignements de controle</w:t>
+            </w:r>
+          </w:p>
+        </w:tc>
+        <w:tc>
+          <w:tcPr>
+            <w:tcW w:type="dxa" w:w="3324"/>
+          </w:tcPr>
+          <w:p>
+            <w:r>
+              <w:t>7</w:t>
             </w:r>
           </w:p>
         </w:tc>
@@ -476,38 +508,6 @@
           <w:p>
             <w:r>
               <w:t>6</w:t>
-            </w:r>
-          </w:p>
-        </w:tc>
-      </w:tr>
-      <w:tr>
-        <w:tc>
-          <w:tcPr>
-            <w:tcW w:type="dxa" w:w="3324"/>
-          </w:tcPr>
-          <w:p>
-            <w:r>
-              <w:t>Section0</w:t>
-            </w:r>
-          </w:p>
-        </w:tc>
-        <w:tc>
-          <w:tcPr>
-            <w:tcW w:type="dxa" w:w="3324"/>
-          </w:tcPr>
-          <w:p>
-            <w:r>
-              <w:t>Identification et renseignements de controle</w:t>
-            </w:r>
-          </w:p>
-        </w:tc>
-        <w:tc>
-          <w:tcPr>
-            <w:tcW w:type="dxa" w:w="3324"/>
-          </w:tcPr>
-          <w:p>
-            <w:r>
-              <w:t>5</w:t>
             </w:r>
           </w:p>
         </w:tc>
@@ -898,7 +898,7 @@
         <w:rPr>
           <w:sz w:val="20"/>
         </w:rPr>
-        <w:t xml:space="preserve">- Dans les milieux urbains c'est peu probable de voir une école dont les élèves ou étudiants ne dépensent pas en frais d'uniformes, prière de verifier pour Bassirou  Ndiaye et corriger ou confirmer avec le QG. Attention ! Le frais de scolarité (15000 Fcfa) de Bassirou  Ndiaye en 2ème année de Supérieur est relativement faible par rapport aux autres frais de scolarités observés dans cette zone. Prière de corriger ou de confirmer avec le QG. </w:t>
+        <w:t xml:space="preserve">- Dans les milieux urbains c'est peu probable de voir une école dont les élèves ou étudiants ne dépensent pas en frais d'uniformes, prière de verifier pour Bassirou  Ndiaye et corriger ou confirmer avec le QG. </w:t>
         <w:br/>
         <w:t xml:space="preserve">- Le domaine que Dial Ndiaye bénéficié de cette formation est Infirmière d’État et semble exister dans les modalités, prière de prendre attache avec le QG pour plus d'explication afin de la classer bien. </w:t>
         <w:br/>
@@ -983,7 +983,7 @@
         <w:rPr>
           <w:sz w:val="20"/>
         </w:rPr>
-        <w:t>- Attention ! Le prix unitaire d'achat (116.6667 Fcfa) de Lait concentré non-sucré en Pot (Petit) est relativement faible par rapport aux autres prix observés dans cette zone. Prière de corriger ou de confirmer avec le QG. Attention ! Le prix unitaire d'achat (150 Fcfa) de Niébé/Haricots secs en Sachets (Petit) est relativement élevé par rapport aux autres prix observés dans cette zone. Prière de corriger ou de confirmer avec le QG. Attention ! Le prix unitaire d'achat (1800 Fcfa) de Lait en poudre en Kg (taille unique) est relativement faible par rapport aux autres prix observés dans cette zone. Prière de corriger ou de confirmer avec le QG. Attention ! Le prix unitaire d'achat (250 Fcfa) de Oignon frais en Kg (taille unique) est relativement faible par rapport aux autres prix observés dans cette zone. Prière de corriger ou de confirmer avec le QG. Attention ! Le prix unitaire d'achat (50 Fcfa) de Aubergine sauvage  en Pièce (Moyen) est relativement faible par rapport aux autres prix observés dans cette zone. Prière de corriger ou de confirmer avec le QG. Attention ! Soupçons de quantité anormale! Le ménage de Diodio Diop avec une taille de 8 personnes a consommé 12 Pièce en Moyen de Aubergine sauvage  qui est relativement élevé comme consommation par rapport à la condition de vie des autres ménages de même taille dans cette zone. Prière de corriger ou de confirmer avec le QG. Attention ! Le prix unitaire d'achat (50 Fcfa) de Feuilles de  Haricot en Tas (Grand) est relativement faible par rapport aux autres prix observés dans cette zone. Prière de corriger ou de confirmer avec le QG. Avertissement!! La quantité (6 litre) du produit Huile d'arachide raffinée consommée  par le ménage semble très élevé, prière de corriger ou confirmer avec le QG. Incohérence!! Dans ce ménage, chaque individus consomme par jour 25.83911 Kg  de cereale; Prière de revoir les quantités prises de ces produits. Le prix d'achat unitaire (1200 Fcfa) de Macaroni en Kg de taille taille unique semble élevé, prière de regarder les reponses prises dans les questions s07bq07a s07bq07b s07bq07c s07bq08 pour mieux corriger. Le prix d'achat unitaire (200 Fcfa) de Sucre en poudre  en Kg de taille  taille unique  est très faible, prière de regarder les reponses prises dans les questions s07bq07a s07bq07b s07bq07c s07bq08 pour mieux corriger. Attention ! Le prix unitaire d'achat (200 Fcfa) de Sucre en poudre  en Kg (taille unique) est relativement faible par rapport aux autres prix observés dans cette zone. Prière de corriger ou de confirmer avec le QG.</w:t>
+        <w:t>- Attention ! Le prix unitaire d'achat (116.6667 Fcfa) de Lait concentré non-sucré en Pot (Petit) est relativement faible par rapport aux autres prix observés dans cette zone. Prière de corriger ou de confirmer avec le QG. Attention ! Soupçons de quantité anormale! Le ménage de Diodio Diop avec une taille de 8 personnes a consommé 5 Pot en Petit de Lait concentré non-sucré qui est relativement élevé comme consommation par rapport à la condition de vie des autres ménages de même taille dans cette zone. Prière de corriger ou de confirmer avec le QG. Attention ! Le prix unitaire d'achat (150 Fcfa) de Niébé/Haricots secs en Sachets (Petit) est relativement élevé par rapport aux autres prix observés dans cette zone. Prière de corriger ou de confirmer avec le QG. Attention ! Le prix unitaire d'achat (1800 Fcfa) de Lait en poudre en Kg (taille unique) est relativement faible par rapport aux autres prix observés dans cette zone. Prière de corriger ou de confirmer avec le QG. Attention ! Le prix unitaire d'achat (250 Fcfa) de Oignon frais en Kg (taille unique) est relativement faible par rapport aux autres prix observés dans cette zone. Prière de corriger ou de confirmer avec le QG. Attention ! Le prix unitaire d'achat (2500 Fcfa) de Mâchoiron Frais en Pièce (Moyen) est relativement élevé par rapport aux autres prix observés dans cette zone. Prière de corriger ou de confirmer avec le QG. Attention ! Le prix unitaire d'achat (50 Fcfa) de Aubergine sauvage  en Pièce (Moyen) est relativement faible par rapport aux autres prix observés dans cette zone. Prière de corriger ou de confirmer avec le QG. Attention ! Soupçons de quantité anormale! Le ménage de Diodio Diop avec une taille de 8 personnes a consommé 12 Pièce en Moyen de Aubergine sauvage  qui est relativement élevé comme consommation par rapport à la condition de vie des autres ménages de même taille dans cette zone. Prière de corriger ou de confirmer avec le QG. Attention ! Le prix unitaire d'achat (50 Fcfa) de Feuilles de  Haricot en Tas (Grand) est relativement faible par rapport aux autres prix observés dans cette zone. Prière de corriger ou de confirmer avec le QG. Attention ! Le prix unitaire d'achat (50 Fcfa) de Patate douce en Pièce (Moyen) est relativement faible par rapport aux autres prix observés dans cette zone. Prière de corriger ou de confirmer avec le QG. Attention ! Le prix unitaire d'achat (500 Fcfa) de Conserves de viande en Boite (Autre que la boite/pot de tomate) (Moyen) est relativement faible par rapport aux autres prix observés dans cette zone. Prière de corriger ou de confirmer avec le QG. Attention ! Soupçons de quantité anormale! Le ménage de Diodio Diop avec une taille de 8 personnes a consommé 14 Sachets en Petit de Poivre qui est relativement élevé comme consommation par rapport à la condition de vie des autres ménages de même taille dans cette zone. Prière de corriger ou de confirmer avec le QG. Attention ! Soupçons de quantité anormale! Le ménage de Diodio Diop avec une taille de 8 personnes a consommé 6 Morceau (Portion) en Moyen de Carpe séchée qui est relativement élevé comme consommation par rapport à la condition de vie des autres ménages de même taille dans cette zone. Prière de corriger ou de confirmer avec le QG. Avertissement!! La quantité (6 litre) du produit Huile d'arachide raffinée consommée  par le ménage semble très élevé, prière de corriger ou confirmer avec le QG. Incohérence!! Dans ce ménage, chaque individus consomme par jour 48.52429 Kg  de cereale; Prière de revoir les quantités prises de ces produits. Le prix d'achat unitaire (1200 Fcfa) de Macaroni en Kg de taille taille unique semble élevé, prière de regarder les reponses prises dans les questions s07bq07a s07bq07b s07bq07c s07bq08 pour mieux corriger. Le prix d'achat unitaire (200 Fcfa) de Sucre en poudre  en Kg de taille  taille unique  est très faible, prière de regarder les reponses prises dans les questions s07bq07a s07bq07b s07bq07c s07bq08 pour mieux corriger. Attention ! Le prix unitaire d'achat (200 Fcfa) de Sucre en poudre  en Kg (taille unique) est relativement faible par rapport aux autres prix observés dans cette zone. Prière de corriger ou de confirmer avec le QG.</w:t>
       </w:r>
     </w:p>
     <w:p>
@@ -1583,7 +1583,7 @@
         <w:rPr>
           <w:sz w:val="20"/>
         </w:rPr>
-        <w:t>- Attention ! Le prix unitaire d'achat (700 Fcfa) de Eau minérale/filtrée en sachet en Sachets industriel (Moyen) est relativement élevé par rapport aux autres prix observés dans cette zone. Prière de corriger ou de confirmer avec le QG. Attention ! Soupçons de quantité anormale! Le ménage de Maimouna Sow avec une taille de 6 personnes a consommé 5 Morceau (Portion) en Tres petit de Escargots qui est relativement élevé comme consommation par rapport à la condition de vie des autres ménages de même taille dans cette zone. Prière de corriger ou de confirmer avec le QG. Avertissement!!! Le ménage a consommé 7 Paquet Tres petit de Thé en sachet, cette quantité semble anormale pour une consommation des 7 derniers jours.Prière de corriger ou de confirmer avec le QG. Avertissement!! le prix unitaire (150 Fcfa) de Thé en sachet (unité: Paquet) de taille Tres petit est très faible ou élevé. Prière de corriger ou de confirmer avec le QG. Difficile de consommer le Sel en Sachets industriel Grand prière de verifier. Incohérence!! Dans ce ménage, chaque individus consomme par jour 45.405 Kg  de cereale; Prière de revoir les quantités prises de ces produits. Incohérence!! Dans ce ménage, chaque individus consomme par jour 45.405 Kg  de cereale; Prière de revoir les quantités prises de ces produits.</w:t>
+        <w:t>- Attention ! Le prix unitaire d'achat (50 Fcfa) de Escargots en Morceau (Portion) (Tres petit) est relativement faible par rapport aux autres prix observés dans cette zone. Prière de corriger ou de confirmer avec le QG. Attention ! Le prix unitaire d'achat (700 Fcfa) de Eau minérale/filtrée en sachet en Sachets industriel (Moyen) est relativement élevé par rapport aux autres prix observés dans cette zone. Prière de corriger ou de confirmer avec le QG. Avertissement!!! Le ménage a consommé 7 Paquet Tres petit de Thé en sachet, cette quantité semble anormale pour une consommation des 7 derniers jours.Prière de corriger ou de confirmer avec le QG. Avertissement!! le prix unitaire (150 Fcfa) de Thé en sachet (unité: Paquet) de taille Tres petit est très faible ou élevé. Prière de corriger ou de confirmer avec le QG. Difficile de consommer le Sel en Sachets industriel Grand prière de verifier. Incohérence!! Dans ce ménage, chaque individus consomme par jour 73.29191 Kg  de cereale; Prière de revoir les quantités prises de ces produits. Incohérence!! Dans ce ménage, chaque individus consomme par jour 73.29191 Kg  de cereale; Prière de revoir les quantités prises de ces produits.</w:t>
       </w:r>
     </w:p>
     <w:p>
@@ -2034,6 +2034,27 @@
           <w:color w:val="4672C4"/>
           <w:sz w:val="22"/>
         </w:rPr>
+        <w:t>&gt;&gt; Section0 - Identification et renseignements de controle</w:t>
+      </w:r>
+    </w:p>
+    <w:p>
+      <w:pPr>
+        <w:ind w:left="283"/>
+      </w:pPr>
+      <w:r>
+        <w:rPr>
+          <w:sz w:val="20"/>
+        </w:rPr>
+        <w:t>- Le questionnaire semble ne pas être complètement fini mais le questionnaire est en statut complet, prière de compléter le questionnaire.</w:t>
+      </w:r>
+    </w:p>
+    <w:p>
+      <w:r>
+        <w:rPr>
+          <w:b/>
+          <w:color w:val="4672C4"/>
+          <w:sz w:val="22"/>
+        </w:rPr>
         <w:t>&gt;&gt; Section1 - Caracteristiques des membres</w:t>
       </w:r>
     </w:p>
@@ -2170,7 +2191,7 @@
         <w:rPr>
           <w:sz w:val="20"/>
         </w:rPr>
-        <w:t>- Attention ! Le prix unitaire d'achat (3000 Fcfa) de Poisson frais type 8 en Morceau (Portion) (Moyen) est relativement élevé par rapport aux autres prix observés dans cette zone. Prière de corriger ou de confirmer avec le QG. Attention ! Le prix unitaire d'achat (50 Fcfa) de Mayonnaise en Sachets (Tres petit) est relativement faible par rapport aux autres prix observés dans cette zone. Prière de corriger ou de confirmer avec le QG. Attention ! Soupçons de quantité anormale! Le ménage de ASSANE NIANG avec une taille de 9 personnes a consommé 6 Morceau (Portion) en Tres petit de Escargots qui est relativement élevé comme consommation par rapport à la condition de vie des autres ménages de même taille dans cette zone. Prière de corriger ou de confirmer avec le QG. Attention ! Soupçons de quantité anormale! Le ménage de ASSANE NIANG avec une taille de 9 personnes a consommé 7 Morceau (Portion) en Petit de Manioc en tubercules qui est relativement élevé comme consommation par rapport à la condition de vie des autres ménages de même taille dans cette zone. Prière de corriger ou de confirmer avec le QG. Avertissement!!! Le ménage a consommé 7 Paquet Petit de Thé en sachet, cette quantité semble anormale pour une consommation des 7 derniers jours.Prière de corriger ou de confirmer avec le QG. Avertissement!! le prix unitaire (125 Fcfa) de Thé en sachet (unité: Paquet) de taille Petit est très faible ou élevé. Prière de corriger ou de confirmer avec le QG. Incohérence!! Dans ce ménage, chaque individus consomme par jour 25.13889 Kg  de cereale; Prière de revoir les quantités prises de ces produits. Incohérence!! Dans ce ménage, chaque individus consomme par jour 25.13889 Kg  de cereale; Prière de revoir les quantités prises de ces produits. Incohérence!! Dans ce ménage, chaque individus consomme par jour 25.13889 Kg  de cereale; Prière de revoir les quantités prises de ces produits. Attention ! Le prix unitaire d'achat (266.6667 Fcfa) de Riz brisé importé en Kg (taille unique) est relativement faible par rapport aux autres prix observés dans cette zone. Prière de corriger ou de confirmer avec le QG.</w:t>
+        <w:t>- Attention ! Le prix unitaire d'achat (100 Fcfa) de Poireau en Tas (Tres petit) est relativement élevé par rapport aux autres prix observés dans cette zone. Prière de corriger ou de confirmer avec le QG. Attention ! Le prix unitaire d'achat (200 Fcfa) de Poivron frais en Tas (Tres petit) est relativement élevé par rapport aux autres prix observés dans cette zone. Prière de corriger ou de confirmer avec le QG. Attention ! Le prix unitaire d'achat (3000 Fcfa) de Poisson frais type 8 en Morceau (Portion) (Moyen) est relativement élevé par rapport aux autres prix observés dans cette zone. Prière de corriger ou de confirmer avec le QG. Attention ! Le prix unitaire d'achat (50 Fcfa) de Mayonnaise en Sachets (Tres petit) est relativement faible par rapport aux autres prix observés dans cette zone. Prière de corriger ou de confirmer avec le QG. Attention ! Soupçons de quantité anormale! Le ménage de ASSANE NIANG avec une taille de 9 personnes a consommé 6 Sachets en Tres petit de Crevettes séchées qui est relativement élevé comme consommation par rapport à la condition de vie des autres ménages de même taille dans cette zone. Prière de corriger ou de confirmer avec le QG. Attention ! Soupçons de quantité anormale! Le ménage de ASSANE NIANG avec une taille de 9 personnes a consommé 7 Morceau (Portion) en Petit de Manioc en tubercules qui est relativement élevé comme consommation par rapport à la condition de vie des autres ménages de même taille dans cette zone. Prière de corriger ou de confirmer avec le QG. Attention ! Soupçons de quantité anormale! Le ménage de ASSANE NIANG avec une taille de 9 personnes a consommé 7 Pièce en Moyen de Aubergine sauvage  qui est relativement élevé comme consommation par rapport à la condition de vie des autres ménages de même taille dans cette zone. Prière de corriger ou de confirmer avec le QG. Avertissement!!! Le ménage a consommé 7 Paquet Petit de Thé en sachet, cette quantité semble anormale pour une consommation des 7 derniers jours.Prière de corriger ou de confirmer avec le QG. Avertissement!! le prix unitaire (125 Fcfa) de Thé en sachet (unité: Paquet) de taille Petit est très faible ou élevé. Prière de corriger ou de confirmer avec le QG. Incohérence!! Dans ce ménage, chaque individus consomme par jour 42.54365 Kg  de cereale; Prière de revoir les quantités prises de ces produits. Incohérence!! Dans ce ménage, chaque individus consomme par jour 42.54365 Kg  de cereale; Prière de revoir les quantités prises de ces produits. Incohérence!! Dans ce ménage, chaque individus consomme par jour 42.54365 Kg  de cereale; Prière de revoir les quantités prises de ces produits. Attention ! Soupçons de quantité anormale! Le ménage de ASSANE NIANG avec une taille de 9 personnes a consommé 5 Kg en taille unique de Mil qui est relativement élevé comme consommation par rapport à la condition de vie des autres ménages de même taille dans cette zone. Prière de corriger ou de confirmer avec le QG.</w:t>
       </w:r>
     </w:p>
     <w:p>
@@ -2817,7 +2838,7 @@
         <w:rPr>
           <w:sz w:val="20"/>
         </w:rPr>
-        <w:t>- Attention ! Le prix unitaire d'achat (1200 Fcfa) de Pomme de terre en Kg (taille unique) est relativement élevé par rapport aux autres prix observés dans cette zone. Prière de corriger ou de confirmer avec le QG. Attention ! Le prix unitaire d'achat (1600 Fcfa) de Lait en poudre en Kg (taille unique) est relativement faible par rapport aux autres prix observés dans cette zone. Prière de corriger ou de confirmer avec le QG. Attention ! Le prix unitaire d'achat (200 Fcfa) de Mayonnaise en Sachets (Petit) est relativement élevé par rapport aux autres prix observés dans cette zone. Prière de corriger ou de confirmer avec le QG. Attention ! Le prix unitaire d'achat (250 Fcfa) de Niébé/Haricots secs en Kg (taille unique) est relativement faible par rapport aux autres prix observés dans cette zone. Prière de corriger ou de confirmer avec le QG. Attention ! Le prix unitaire d'achat (33.33333 Fcfa) de Biscuits en Sachets industriel (Moyen) est relativement faible par rapport aux autres prix observés dans cette zone. Prière de corriger ou de confirmer avec le QG. Attention ! Le prix unitaire d'achat (375 Fcfa) de Pastèque en Pièce (Moyen) est relativement faible par rapport aux autres prix observés dans cette zone. Prière de corriger ou de confirmer avec le QG. Attention ! Le prix unitaire d'achat (4800 Fcfa) de Viande de poulet: cuisses de poulet en Kg (taille unique) est relativement élevé par rapport aux autres prix observés dans cette zone. Prière de corriger ou de confirmer avec le QG. Attention ! Le prix unitaire d'achat (50 Fcfa) de Aubergine   en Pièce (Petit) est relativement faible par rapport aux autres prix observés dans cette zone. Prière de corriger ou de confirmer avec le QG. Attention ! Le prix unitaire d'achat (50 Fcfa) de Aubergine sauvage  en Pièce (Moyen) est relativement faible par rapport aux autres prix observés dans cette zone. Prière de corriger ou de confirmer avec le QG. Attention ! Le prix unitaire d'achat (50 Fcfa) de Piment frais en Sachets (Petit) est relativement faible par rapport aux autres prix observés dans cette zone. Prière de corriger ou de confirmer avec le QG. Attention ! Le prix unitaire d'achat (62.5 Fcfa) de Concentré de tomate en Sachets industriel (Moyen) est relativement faible par rapport aux autres prix observés dans cette zone. Prière de corriger ou de confirmer avec le QG. Attention ! Le prix unitaire d'achat (75 Fcfa) de Pain moderne (Baguette) en miche (Moyen) est relativement faible par rapport aux autres prix observés dans cette zone. Prière de corriger ou de confirmer avec le QG. Attention ! Soupçons de quantité anormale! Le ménage de Samba Fall avec une taille de 10 personnes a consommé 3 Kg en taille unique de Petit pois secs qui est relativement élevé comme consommation par rapport à la condition de vie des autres ménages de même taille dans cette zone. Prière de corriger ou de confirmer avec le QG. Attention ! Soupçons de quantité anormale! Le ménage de Samba Fall avec une taille de 10 personnes a consommé 6 Kg en taille unique de Oignon frais qui est relativement élevé comme consommation par rapport à la condition de vie des autres ménages de même taille dans cette zone. Prière de corriger ou de confirmer avec le QG. Avertissement!! La quantité (5 litre) du produit Huile d'arachide (Segal) Artisanale consommée  par le ménage semble très élevé, prière de corriger ou confirmer avec le QG. Incohérence!! Dans ce ménage, chaque individus consomme par jour 22.46515 Kg  de cereale; Prière de revoir les quantités prises de ces produits. Le prix d'achat unitaire (225 Fcfa) de Riz importé parfumé en Kg de taille  taille unique  est très faible, prière de regarder les reponses prises dans les questions s07bq07a s07bq07b s07bq07c s07bq08 pour mieux corriger. Attention ! Le prix unitaire d'achat (225 Fcfa) de Riz importé parfumé en Kg (taille unique) est relativement faible par rapport aux autres prix observés dans cette zone. Prière de corriger ou de confirmer avec le QG.</w:t>
+        <w:t>- Attention ! Le prix unitaire d'achat (1200 Fcfa) de Pomme de terre en Kg (taille unique) est relativement élevé par rapport aux autres prix observés dans cette zone. Prière de corriger ou de confirmer avec le QG. Attention ! Le prix unitaire d'achat (150 Fcfa) de Spaghettis en Sachets industriel (Moyen) est relativement faible par rapport aux autres prix observés dans cette zone. Prière de corriger ou de confirmer avec le QG. Attention ! Le prix unitaire d'achat (1600 Fcfa) de Lait en poudre en Kg (taille unique) est relativement faible par rapport aux autres prix observés dans cette zone. Prière de corriger ou de confirmer avec le QG. Attention ! Le prix unitaire d'achat (200 Fcfa) de Mayonnaise en Sachets (Petit) est relativement élevé par rapport aux autres prix observés dans cette zone. Prière de corriger ou de confirmer avec le QG. Attention ! Le prix unitaire d'achat (225 Fcfa) de Lait concentré non-sucré en Pot (Petit) est relativement faible par rapport aux autres prix observés dans cette zone. Prière de corriger ou de confirmer avec le QG. Attention ! Le prix unitaire d'achat (250 Fcfa) de Niébé/Haricots secs en Kg (taille unique) est relativement faible par rapport aux autres prix observés dans cette zone. Prière de corriger ou de confirmer avec le QG. Attention ! Le prix unitaire d'achat (33.33333 Fcfa) de Biscuits en Sachets industriel (Moyen) est relativement faible par rapport aux autres prix observés dans cette zone. Prière de corriger ou de confirmer avec le QG. Attention ! Le prix unitaire d'achat (375 Fcfa) de Pastèque en Pièce (Moyen) est relativement faible par rapport aux autres prix observés dans cette zone. Prière de corriger ou de confirmer avec le QG. Attention ! Le prix unitaire d'achat (4800 Fcfa) de Viande de poulet: cuisses de poulet en Kg (taille unique) est relativement élevé par rapport aux autres prix observés dans cette zone. Prière de corriger ou de confirmer avec le QG. Attention ! Le prix unitaire d'achat (50 Fcfa) de Aubergine sauvage  en Pièce (Moyen) est relativement faible par rapport aux autres prix observés dans cette zone. Prière de corriger ou de confirmer avec le QG. Attention ! Le prix unitaire d'achat (50 Fcfa) de Moutarde en Sachets (Moyen) est relativement faible par rapport aux autres prix observés dans cette zone. Prière de corriger ou de confirmer avec le QG. Attention ! Le prix unitaire d'achat (50 Fcfa) de Patate douce en Pièce (Petit) est relativement faible par rapport aux autres prix observés dans cette zone. Prière de corriger ou de confirmer avec le QG. Attention ! Le prix unitaire d'achat (50 Fcfa) de Piment frais en Sachets (Petit) est relativement faible par rapport aux autres prix observés dans cette zone. Prière de corriger ou de confirmer avec le QG. Attention ! Le prix unitaire d'achat (62.5 Fcfa) de Concentré de tomate en Sachets industriel (Moyen) est relativement faible par rapport aux autres prix observés dans cette zone. Prière de corriger ou de confirmer avec le QG. Attention ! Le prix unitaire d'achat (75 Fcfa) de Pain moderne (Baguette) en miche (Moyen) est relativement faible par rapport aux autres prix observés dans cette zone. Prière de corriger ou de confirmer avec le QG. Attention ! Soupçons de quantité anormale! Le ménage de Samba Fall avec une taille de 10 personnes a consommé 3 Kg en taille unique de Petit pois secs qui est relativement élevé comme consommation par rapport à la condition de vie des autres ménages de même taille dans cette zone. Prière de corriger ou de confirmer avec le QG. Avertissement!! La quantité (5 litre) du produit Huile d'arachide (Segal) Artisanale consommée  par le ménage semble très élevé, prière de corriger ou confirmer avec le QG. Incohérence!! Dans ce ménage, chaque individus consomme par jour 39.71314 Kg  de cereale; Prière de revoir les quantités prises de ces produits. Le prix d'achat unitaire (225 Fcfa) de Riz importé parfumé en Kg de taille  taille unique  est très faible, prière de regarder les reponses prises dans les questions s07bq07a s07bq07b s07bq07c s07bq08 pour mieux corriger. Attention ! Le prix unitaire d'achat (225 Fcfa) de Riz importé parfumé en Kg (taille unique) est relativement faible par rapport aux autres prix observés dans cette zone. Prière de corriger ou de confirmer avec le QG.</w:t>
       </w:r>
     </w:p>
     <w:p>
@@ -3413,7 +3434,7 @@
         <w:rPr>
           <w:sz w:val="20"/>
         </w:rPr>
-        <w:t>- Attention ! Le prix unitaire d'achat (1700 Fcfa) de Banane douce en Kg (taille unique) est relativement élevé par rapport aux autres prix observés dans cette zone. Prière de corriger ou de confirmer avec le QG. Attention ! Le prix unitaire d'achat (1800 Fcfa) de Lait en poudre en Kg (taille unique) est relativement faible par rapport aux autres prix observés dans cette zone. Prière de corriger ou de confirmer avec le QG. Attention ! Le prix unitaire d'achat (200 Fcfa) de Poireau en Tas (Petit) est relativement élevé par rapport aux autres prix observés dans cette zone. Prière de corriger ou de confirmer avec le QG. Attention ! Le prix unitaire d'achat (2000 Fcfa) de Viande de bœuf: filet, faux-filet en Kg (taille unique) est relativement faible par rapport aux autres prix observés dans cette zone. Prière de corriger ou de confirmer avec le QG. Attention ! Le prix unitaire d'achat (25 Fcfa) de Vinaigre de vin en Sachets (Petit) est relativement faible par rapport aux autres prix observés dans cette zone. Prière de corriger ou de confirmer avec le QG. Attention ! Le prix unitaire d'achat (250 Fcfa) de Oignon frais en Kg (taille unique) est relativement faible par rapport aux autres prix observés dans cette zone. Prière de corriger ou de confirmer avec le QG. Attention ! Le prix unitaire d'achat (700 Fcfa) de Sucre en poudre  en Kg (taille unique) est relativement élevé par rapport aux autres prix observés dans cette zone. Prière de corriger ou de confirmer avec le QG. Avertissement!!! Le ménage a consommé 1 Paquet Moyen de Thé en sachet, cette quantité semble anormale pour une consommation des 7 derniers jours.Prière de corriger ou de confirmer avec le QG. Avertissement!! le prix unitaire (125 Fcfa) de Thé en sachet (unité: Paquet) de taille Moyen est très faible ou élevé. Prière de corriger ou de confirmer avec le QG. Incohérence!! Dans ce ménage, chaque individus consomme par jour 75.76952 Kg  de cereale; Prière de revoir les quantités prises de ces produits.</w:t>
+        <w:t>- Attention ! Le prix unitaire d'achat (1700 Fcfa) de Banane douce en Kg (taille unique) est relativement élevé par rapport aux autres prix observés dans cette zone. Prière de corriger ou de confirmer avec le QG. Attention ! Le prix unitaire d'achat (1800 Fcfa) de Lait en poudre en Kg (taille unique) est relativement faible par rapport aux autres prix observés dans cette zone. Prière de corriger ou de confirmer avec le QG. Attention ! Le prix unitaire d'achat (200 Fcfa) de Poireau en Tas (Petit) est relativement élevé par rapport aux autres prix observés dans cette zone. Prière de corriger ou de confirmer avec le QG. Attention ! Le prix unitaire d'achat (2000 Fcfa) de Viande de bœuf: filet, faux-filet en Kg (taille unique) est relativement faible par rapport aux autres prix observés dans cette zone. Prière de corriger ou de confirmer avec le QG. Attention ! Le prix unitaire d'achat (225 Fcfa) de Lait concentré non-sucré en Pot (Petit) est relativement faible par rapport aux autres prix observés dans cette zone. Prière de corriger ou de confirmer avec le QG. Attention ! Le prix unitaire d'achat (25 Fcfa) de Moutarde en Sachets (Petit) est relativement faible par rapport aux autres prix observés dans cette zone. Prière de corriger ou de confirmer avec le QG. Attention ! Le prix unitaire d'achat (25 Fcfa) de Vinaigre de vin en Sachets (Petit) est relativement faible par rapport aux autres prix observés dans cette zone. Prière de corriger ou de confirmer avec le QG. Attention ! Le prix unitaire d'achat (250 Fcfa) de Oignon frais en Kg (taille unique) est relativement faible par rapport aux autres prix observés dans cette zone. Prière de corriger ou de confirmer avec le QG. Attention ! Le prix unitaire d'achat (700 Fcfa) de Sucre en poudre  en Kg (taille unique) est relativement élevé par rapport aux autres prix observés dans cette zone. Prière de corriger ou de confirmer avec le QG. Attention ! Soupçons de quantité anormale! Le ménage de MA AWA SAMB avec une taille de 3 personnes a consommé 5 Pièce en Moyen de Pastèque qui est relativement élevé comme consommation par rapport à la condition de vie des autres ménages de même taille dans cette zone. Prière de corriger ou de confirmer avec le QG. Avertissement!!! Le ménage a consommé 1 Paquet Moyen de Thé en sachet, cette quantité semble anormale pour une consommation des 7 derniers jours.Prière de corriger ou de confirmer avec le QG. Avertissement!! le prix unitaire (125 Fcfa) de Thé en sachet (unité: Paquet) de taille Moyen est très faible ou élevé. Prière de corriger ou de confirmer avec le QG. Incohérence!! Dans ce ménage, chaque individus consomme par jour 143.6443 Kg  de cereale; Prière de revoir les quantités prises de ces produits.</w:t>
       </w:r>
     </w:p>
     <w:p>
@@ -3845,27 +3866,6 @@
           <w:color w:val="4672C4"/>
           <w:sz w:val="22"/>
         </w:rPr>
-        <w:t>&gt;&gt; Section1 - Caracteristiques des membres</w:t>
-      </w:r>
-    </w:p>
-    <w:p>
-      <w:pPr>
-        <w:ind w:left="283"/>
-      </w:pPr>
-      <w:r>
-        <w:rPr>
-          <w:sz w:val="20"/>
-        </w:rPr>
-        <w:t>- Incoherence! Fatou Niang dispose d'un téléphone portable à s01q39, donc la raison évoquée ne peut pas être (ne dispose pas d'appareil).</w:t>
-      </w:r>
-    </w:p>
-    <w:p>
-      <w:r>
-        <w:rPr>
-          <w:b/>
-          <w:color w:val="4672C4"/>
-          <w:sz w:val="22"/>
-        </w:rPr>
         <w:t>&gt;&gt; Section2 - Education</w:t>
       </w:r>
     </w:p>
@@ -3877,8 +3877,6 @@
         <w:rPr>
           <w:sz w:val="20"/>
         </w:rPr>
-        <w:t xml:space="preserve">- Peu probable! Arame Signane  n'arrive pas  à comprendre un petit texte lu dans une langue locale (s02q03). Veuillez corriger ou donner des explications au QG. </w:t>
-        <w:br/>
         <w:t xml:space="preserve">- Peu probable! Fatou Niang  n'arrive pas  à comprendre un petit texte lu dans une langue locale (s02q03). Veuillez corriger ou donner des explications au QG. Peu probable! Fatou Niang  ne sait ni lire, ni écrire, ni comprendre dans aucune des langues  (s02q01,s02q02,s02q03). Veuillez corriger ou donner des explications au QG. </w:t>
         <w:br/>
         <w:t xml:space="preserve">- Peu probable! Ndeye Faye  n'arrive pas  à comprendre un petit texte lu dans une langue locale (s02q03). Veuillez corriger ou donner des explications au QG. </w:t>
@@ -3904,7 +3902,7 @@
         <w:rPr>
           <w:sz w:val="20"/>
         </w:rPr>
-        <w:t>- Attention ! Le prix unitaire d'achat (200 Fcfa) de Lait en poudre en Sachets (Petit) est relativement élevé par rapport aux autres prix observés dans cette zone. Prière de corriger ou de confirmer avec le QG. Incohérence!! Dans ce ménage, chaque individus consomme par jour 48.53486 Kg  de cereale; Prière de revoir les quantités prises de ces produits. Attention ! Le prix unitaire d'achat (700 Fcfa) de Riz local Gambiaka en Kg (taille unique) est relativement élevé par rapport aux autres prix observés dans cette zone. Prière de corriger ou de confirmer avec le QG.</w:t>
+        <w:t>- Attention ! Le prix unitaire d'achat (200 Fcfa) de Lait en poudre en Sachets (Petit) est relativement élevé par rapport aux autres prix observés dans cette zone. Prière de corriger ou de confirmer avec le QG. Attention ! Le prix unitaire d'achat (50 Fcfa) de Pastèque en Morceau (Portion) (Petit) est relativement faible par rapport aux autres prix observés dans cette zone. Prière de corriger ou de confirmer avec le QG. Incohérence!! Dans ce ménage, chaque individus consomme par jour 78.716 Kg  de cereale; Prière de revoir les quantités prises de ces produits. Attention ! Le prix unitaire d'achat (700 Fcfa) de Riz local Gambiaka en Kg (taille unique) est relativement élevé par rapport aux autres prix observés dans cette zone. Prière de corriger ou de confirmer avec le QG.</w:t>
       </w:r>
     </w:p>
     <w:p>
@@ -4414,7 +4412,7 @@
         <w:rPr>
           <w:sz w:val="20"/>
         </w:rPr>
-        <w:t>- Attention ! Le prix unitaire d'achat (100 Fcfa) de Poivre en Sachets (Tres petit) est relativement élevé par rapport aux autres prix observés dans cette zone. Prière de corriger ou de confirmer avec le QG. Attention ! Le prix unitaire d'achat (200 Fcfa) de Sel en Sachets (Moyen) est relativement élevé par rapport aux autres prix observés dans cette zone. Prière de corriger ou de confirmer avec le QG. Attention ! Le prix unitaire d'achat (225 Fcfa) de Spaghettis en Sachets industriel (Petit) est relativement faible par rapport aux autres prix observés dans cette zone. Prière de corriger ou de confirmer avec le QG. Attention ! Soupçons de quantité anormale! Le ménage de Cheikh Djitté avec une taille de 4 personnes a consommé 3 Pièce en Petit de Aubergine   qui est relativement élevé comme consommation par rapport à la condition de vie des autres ménages de même taille dans cette zone. Prière de corriger ou de confirmer avec le QG. Incohérence!! Dans ce ménage, chaque individus consomme par jour 18.88393 Kg  de cereale; Prière de revoir les quantités prises de ces produits.</w:t>
+        <w:t>- Attention ! Le prix unitaire d'achat (100 Fcfa) de Poivre en Sachets (Tres petit) est relativement élevé par rapport aux autres prix observés dans cette zone. Prière de corriger ou de confirmer avec le QG. Attention ! Le prix unitaire d'achat (200 Fcfa) de Sel en Sachets (Moyen) est relativement élevé par rapport aux autres prix observés dans cette zone. Prière de corriger ou de confirmer avec le QG. Attention ! Le prix unitaire d'achat (225 Fcfa) de Spaghettis en Sachets industriel (Petit) est relativement faible par rapport aux autres prix observés dans cette zone. Prière de corriger ou de confirmer avec le QG. Attention ! Le prix unitaire d'achat (50 Fcfa) de Escargots en Morceau (Portion) (Tres petit) est relativement faible par rapport aux autres prix observés dans cette zone. Prière de corriger ou de confirmer avec le QG. Incohérence!! Dans ce ménage, chaque individus consomme par jour 32.19178 Kg  de cereale; Prière de revoir les quantités prises de ces produits.</w:t>
       </w:r>
     </w:p>
     <w:p>
@@ -4458,7 +4456,7 @@
         </w:rPr>
         <w:t xml:space="preserve">- Attention ! Armoires et autres meubles a été revendu à 500000 Fcfa qui est relativement élevé par rapport aux autres prix de revente observés dans cette zone. Prière de corriger ou de confirmer avec le QG. </w:t>
         <w:br/>
-        <w:t>- Attention ! Lit a été achété à 600000 Fcfa est relativement élevé par rapport aux autres prix d'achat observés dans cette zone. Prière de corriger ou de confirmer avec le QG. Attention ! Lit a été revendu à 500000 Fcfa qui est relativement élevé par rapport aux autres prix de revente observés dans cette zone. Prière de corriger ou de confirmer avec le QG.</w:t>
+        <w:t>- Attention ! Lit a été achété à 600000 Fcfa est relativement élevé par rapport aux autres prix d'achat observés dans cette zone. Prière de corriger ou de confirmer avec le QG.</w:t>
       </w:r>
     </w:p>
     <w:p>
@@ -4928,7 +4926,7 @@
         <w:rPr>
           <w:sz w:val="20"/>
         </w:rPr>
-        <w:t>- Attention ! Le prix unitaire d'achat (200 Fcfa) de Beignets de farine de boulangerie en Sachets (Petit) est relativement élevé par rapport aux autres prix observés dans cette zone. Prière de corriger ou de confirmer avec le QG. Attention ! Le prix unitaire d'achat (250 Fcfa) de Mandarine/Clémentine en Sachets (Tres petit) est relativement faible par rapport aux autres prix observés dans cette zone. Prière de corriger ou de confirmer avec le QG. Attention ! Le prix unitaire d'achat (50 Fcfa) de Poivron frais en Pièce (Moyen) est relativement faible par rapport aux autres prix observés dans cette zone. Prière de corriger ou de confirmer avec le QG. Avertissement!! La quantité (4 litre) du produit Huile d'arachide raffinée consommée  par le ménage semble très élevé, prière de corriger ou confirmer avec le QG. Avertissement!! le prix unitaire (125 Fcfa) de Thé en sachet (unité: Sachets) de taille Tres petit est très faible ou élevé. Prière de corriger ou de confirmer avec le QG. Incohérence!! Dans ce ménage, chaque individus consomme par jour 37.81878 Kg  de cereale; Prière de revoir les quantités prises de ces produits. Incohérence!! Dans ce ménage, chaque individus consomme par jour 37.81878 Kg  de cereale; Prière de revoir les quantités prises de ces produits. Incohérence!! Dans ce ménage, chaque individus consomme par jour 37.81878 Kg  de cereale; Prière de revoir les quantités prises de ces produits. Le prix d'achat unitaire (200 Fcfa) de Citron en Kg de taille  taille unique  est très faible, prière de regarder les reponses prises dans les questions s07bq07a s07bq07b s07bq07c s07bq08 pour mieux corriger.</w:t>
+        <w:t>- Attention ! Le prix unitaire d'achat (100 Fcfa) de Poireau en Tas (Tres petit) est relativement élevé par rapport aux autres prix observés dans cette zone. Prière de corriger ou de confirmer avec le QG. Attention ! Le prix unitaire d'achat (1000 Fcfa) de Poisson frais type 9 en Pièce (Moyen) est relativement élevé par rapport aux autres prix observés dans cette zone. Prière de corriger ou de confirmer avec le QG. Attention ! Le prix unitaire d'achat (200 Fcfa) de Beignets de farine de boulangerie en Sachets (Petit) est relativement élevé par rapport aux autres prix observés dans cette zone. Prière de corriger ou de confirmer avec le QG. Attention ! Le prix unitaire d'achat (50 Fcfa) de Poivron frais en Pièce (Moyen) est relativement faible par rapport aux autres prix observés dans cette zone. Prière de corriger ou de confirmer avec le QG. Attention ! Soupçons de quantité anormale! Le ménage de Birane sarr avec une taille de 7 personnes a consommé 6 Sachets en Tres petit de Tamarin noir qui est relativement élevé comme consommation par rapport à la condition de vie des autres ménages de même taille dans cette zone. Prière de corriger ou de confirmer avec le QG. Avertissement!! La quantité (4 litre) du produit Huile d'arachide raffinée consommée  par le ménage semble très élevé, prière de corriger ou confirmer avec le QG. Avertissement!! le prix unitaire (125 Fcfa) de Thé en sachet (unité: Sachets) de taille Tres petit est très faible ou élevé. Prière de corriger ou de confirmer avec le QG. Incohérence!! Dans ce ménage, chaque individus consomme par jour 65.42592 Kg  de cereale; Prière de revoir les quantités prises de ces produits. Incohérence!! Dans ce ménage, chaque individus consomme par jour 65.42592 Kg  de cereale; Prière de revoir les quantités prises de ces produits. Incohérence!! Dans ce ménage, chaque individus consomme par jour 65.42592 Kg  de cereale; Prière de revoir les quantités prises de ces produits. Le prix d'achat unitaire (200 Fcfa) de Citron en Kg de taille  taille unique  est très faible, prière de regarder les reponses prises dans les questions s07bq07a s07bq07b s07bq07c s07bq08 pour mieux corriger.</w:t>
       </w:r>
     </w:p>
     <w:p>
@@ -5486,7 +5484,7 @@
         <w:rPr>
           <w:sz w:val="20"/>
         </w:rPr>
-        <w:t>- La dernière fois que vous avez acheté Jus de fruits type 1 (orange, ananas, bissap, gingembre, jus de cajou, etc.) est autre ménage particulier et semble exister dans les modalités, prière de prendre attache avec le QG pour plus d'explication afin de la classer bien. Attention ! Le prix unitaire d'achat (1000 Fcfa) de Café moulu en Sachets industriel (Tres petit) est relativement élevé par rapport aux autres prix observés dans cette zone. Prière de corriger ou de confirmer avec le QG. Avertissement!! La quantité (4 litre) du produit Huile d'arachide raffinée consommée  par le ménage semble très élevé, prière de corriger ou confirmer avec le QG. Avertissement!!! Le ménage a consommé 0.13 Kg taille unique de Silure fumé, cette quantité semble anormale pour une consommation des 7 derniers jours. prière de corriger ou de confirmer avec le QG. Le prix d'achat unitaire (11538.46 Fcfa) de Silure fumé en Kg de taille taille unique prière de regarder les reponses prises dans les questions s07bq07a s07bq07b s07bq07c s07bq08 pour mieux corriger. Attention ! Le prix unitaire d'achat (11538.46 Fcfa) de Silure fumé en Kg (taille unique) est relativement élevé par rapport aux autres prix observés dans cette zone. Prière de corriger ou de confirmer avec le QG. Avertissement!!! Le ménage a consommé 7 Paquet Tres petit de Thé en sachet, cette quantité semble anormale pour une consommation des 7 derniers jours.Prière de corriger ou de confirmer avec le QG. Avertissement!! le prix unitaire (100 Fcfa) de Thé en sachet (unité: Paquet) de taille Tres petit est très faible ou élevé. Prière de corriger ou de confirmer avec le QG. Incohérence!! Dans ce ménage, chaque individus consomme par jour 39.93367 Kg  de cereale; Prière de revoir les quantités prises de ces produits. Incohérence!! Dans ce ménage, chaque individus consomme par jour 39.93367 Kg  de cereale; Prière de revoir les quantités prises de ces produits. Le prix d'achat unitaire (600 Fcfa) de Sucre en poudre  en Sac (5 Kg) de taille taille unique est très faible, prière de regarder les reponses prises dans les questions s07bq07a s07bq07b s07bq07c s07bq08 pour mieux corriger.</w:t>
+        <w:t>- La dernière fois que vous avez acheté Jus de fruits type 1 (orange, ananas, bissap, gingembre, jus de cajou, etc.) est autre ménage particulier et semble exister dans les modalités, prière de prendre attache avec le QG pour plus d'explication afin de la classer bien. Attention ! Le prix unitaire d'achat (100 Fcfa) de Moutarde en Sachets (Petit) est relativement élevé par rapport aux autres prix observés dans cette zone. Prière de corriger ou de confirmer avec le QG. Attention ! Le prix unitaire d'achat (1000 Fcfa) de Café moulu en Sachets industriel (Tres petit) est relativement élevé par rapport aux autres prix observés dans cette zone. Prière de corriger ou de confirmer avec le QG. Attention ! Le prix unitaire d'achat (125 Fcfa) de Farine de blé locale ou importée en Sachets industriel (Tres petit) est relativement faible par rapport aux autres prix observés dans cette zone. Prière de corriger ou de confirmer avec le QG. Attention ! Le prix unitaire d'achat (200 Fcfa) de Aubergine sauvage  en Pièce (Grand) est relativement élevé par rapport aux autres prix observés dans cette zone. Prière de corriger ou de confirmer avec le QG. Attention ! Le prix unitaire d'achat (200 Fcfa) de Patate douce en Pièce (Moyen) est relativement élevé par rapport aux autres prix observés dans cette zone. Prière de corriger ou de confirmer avec le QG. Attention ! Le prix unitaire d'achat (50 Fcfa) de Poivron frais en Tas (Tres petit) est relativement faible par rapport aux autres prix observés dans cette zone. Prière de corriger ou de confirmer avec le QG. Avertissement!! La quantité (4 litre) du produit Huile d'arachide raffinée consommée  par le ménage semble très élevé, prière de corriger ou confirmer avec le QG. Avertissement!!! Le ménage a consommé 0.13 Kg taille unique de Silure fumé, cette quantité semble anormale pour une consommation des 7 derniers jours. prière de corriger ou de confirmer avec le QG. Le prix d'achat unitaire (11538.46 Fcfa) de Silure fumé en Kg de taille taille unique prière de regarder les reponses prises dans les questions s07bq07a s07bq07b s07bq07c s07bq08 pour mieux corriger. Attention ! Le prix unitaire d'achat (11538.46 Fcfa) de Silure fumé en Kg (taille unique) est relativement élevé par rapport aux autres prix observés dans cette zone. Prière de corriger ou de confirmer avec le QG. Avertissement!!! Le ménage a consommé 7 Paquet Tres petit de Thé en sachet, cette quantité semble anormale pour une consommation des 7 derniers jours.Prière de corriger ou de confirmer avec le QG. Avertissement!! le prix unitaire (100 Fcfa) de Thé en sachet (unité: Paquet) de taille Tres petit est très faible ou élevé. Prière de corriger ou de confirmer avec le QG. Incohérence!! Dans ce ménage, chaque individus consomme par jour 64.46429 Kg  de cereale; Prière de revoir les quantités prises de ces produits. Incohérence!! Dans ce ménage, chaque individus consomme par jour 64.46429 Kg  de cereale; Prière de revoir les quantités prises de ces produits. Le prix d'achat unitaire (600 Fcfa) de Sucre en poudre  en Sac (5 Kg) de taille taille unique est très faible, prière de regarder les reponses prises dans les questions s07bq07a s07bq07b s07bq07c s07bq08 pour mieux corriger.</w:t>
       </w:r>
     </w:p>
     <w:p>
@@ -6069,7 +6067,7 @@
         <w:rPr>
           <w:sz w:val="20"/>
         </w:rPr>
-        <w:t>- Avertissement!!! Le ménage a consommé 3 Paquet Petit de Thé en sachet, cette quantité semble anormale pour une consommation des 7 derniers jours.Prière de corriger ou de confirmer avec le QG. Avertissement!! le prix unitaire (125 Fcfa) de Thé en sachet (unité: Paquet) de taille Petit est très faible ou élevé. Prière de corriger ou de confirmer avec le QG. Difficile de consommer le Sel en Sachets industriel Petit prière de verifier. Incohérence!! Dans ce ménage, chaque individus consomme par jour 26.06018 Kg  de cereale; Prière de revoir les quantités prises de ces produits.</w:t>
+        <w:t>- Attention ! Le prix unitaire d'achat (50 Fcfa) de Escargots en Morceau (Portion) (Tres petit) est relativement faible par rapport aux autres prix observés dans cette zone. Prière de corriger ou de confirmer avec le QG. Avertissement!!! Le ménage a consommé 3 Paquet Petit de Thé en sachet, cette quantité semble anormale pour une consommation des 7 derniers jours.Prière de corriger ou de confirmer avec le QG. Avertissement!! le prix unitaire (125 Fcfa) de Thé en sachet (unité: Paquet) de taille Petit est très faible ou élevé. Prière de corriger ou de confirmer avec le QG. Difficile de consommer le Sel en Sachets industriel Petit prière de verifier. Incohérence!! Dans ce ménage, chaque individus consomme par jour 50.76107 Kg  de cereale; Prière de revoir les quantités prises de ces produits.</w:t>
       </w:r>
     </w:p>
     <w:p>
@@ -6545,7 +6543,7 @@
         <w:rPr>
           <w:sz w:val="20"/>
         </w:rPr>
-        <w:t>- Attention ! Le prix unitaire d'achat (1300 Fcfa) de Pastèque en Pièce (Moyen) est relativement élevé par rapport aux autres prix observés dans cette zone. Prière de corriger ou de confirmer avec le QG. Attention ! Le prix unitaire d'achat (16.66667 Fcfa) de Citron en Pièce (Petit) est relativement faible par rapport aux autres prix observés dans cette zone. Prière de corriger ou de confirmer avec le QG. Attention ! Le prix unitaire d'achat (1800 Fcfa) de Lait en poudre en Kg (taille unique) est relativement faible par rapport aux autres prix observés dans cette zone. Prière de corriger ou de confirmer avec le QG. Attention ! Le prix unitaire d'achat (25 Fcfa) de Piment frais en Sachets (Petit) est relativement faible par rapport aux autres prix observés dans cette zone. Prière de corriger ou de confirmer avec le QG. Attention ! Le prix unitaire d'achat (3200 Fcfa) de Pâte d'arachide en Kg (taille unique) est relativement élevé par rapport aux autres prix observés dans cette zone. Prière de corriger ou de confirmer avec le QG. Attention ! Le prix unitaire d'achat (33.33333 Fcfa) de Aubergine sauvage  en Pièce (Moyen) est relativement faible par rapport aux autres prix observés dans cette zone. Prière de corriger ou de confirmer avec le QG. Attention ! Le prix unitaire d'achat (33.33333 Fcfa) de Poivron frais en Pièce (Moyen) est relativement faible par rapport aux autres prix observés dans cette zone. Prière de corriger ou de confirmer avec le QG. Attention ! Le prix unitaire d'achat (62.5 Fcfa) de Concentré de tomate en Sachets industriel (Moyen) est relativement faible par rapport aux autres prix observés dans cette zone. Prière de corriger ou de confirmer avec le QG. Attention ! Le prix unitaire d'achat (700 Fcfa) de Sucre en poudre  en Kg (taille unique) est relativement élevé par rapport aux autres prix observés dans cette zone. Prière de corriger ou de confirmer avec le QG. Avertissement!! La quantité (4 litre) du produit Huile d'arachide raffinée consommée  par le ménage semble très élevé, prière de corriger ou confirmer avec le QG. Incohérence!! Dans ce ménage, chaque individus consomme par jour 33.74166 Kg  de cereale; Prière de revoir les quantités prises de ces produits. Le prix d'achat unitaire (1 Fcfa) de Choux en Pièce de taille Moyen  est invraisemblable, prière de regarder les reponses prises dans les questions s07bq07a s07bq07b s07bq07c s07bq08 pour mieux corriger. Attention ! Le prix unitaire d'achat (1 Fcfa) de Choux en Pièce (Moyen) est relativement faible par rapport aux autres prix observés dans cette zone. Prière de corriger ou de confirmer avec le QG.</w:t>
+        <w:t>- Attention ! Le prix unitaire d'achat (16.66667 Fcfa) de Citron en Pièce (Petit) est relativement faible par rapport aux autres prix observés dans cette zone. Prière de corriger ou de confirmer avec le QG. Attention ! Le prix unitaire d'achat (1800 Fcfa) de Lait en poudre en Kg (taille unique) est relativement faible par rapport aux autres prix observés dans cette zone. Prière de corriger ou de confirmer avec le QG. Attention ! Le prix unitaire d'achat (225 Fcfa) de Lait concentré non-sucré en Pot (Petit) est relativement faible par rapport aux autres prix observés dans cette zone. Prière de corriger ou de confirmer avec le QG. Attention ! Le prix unitaire d'achat (25 Fcfa) de Piment frais en Sachets (Petit) est relativement faible par rapport aux autres prix observés dans cette zone. Prière de corriger ou de confirmer avec le QG. Attention ! Le prix unitaire d'achat (3200 Fcfa) de Pâte d'arachide en Kg (taille unique) est relativement élevé par rapport aux autres prix observés dans cette zone. Prière de corriger ou de confirmer avec le QG. Attention ! Le prix unitaire d'achat (33.33333 Fcfa) de Aubergine sauvage  en Pièce (Moyen) est relativement faible par rapport aux autres prix observés dans cette zone. Prière de corriger ou de confirmer avec le QG. Attention ! Le prix unitaire d'achat (33.33333 Fcfa) de Poivron frais en Pièce (Moyen) est relativement faible par rapport aux autres prix observés dans cette zone. Prière de corriger ou de confirmer avec le QG. Attention ! Le prix unitaire d'achat (50 Fcfa) de Ail en Gousse (Moyen) est relativement faible par rapport aux autres prix observés dans cette zone. Prière de corriger ou de confirmer avec le QG. Attention ! Le prix unitaire d'achat (50 Fcfa) de Carotte en Pièce (Moyen) est relativement faible par rapport aux autres prix observés dans cette zone. Prière de corriger ou de confirmer avec le QG. Attention ! Le prix unitaire d'achat (50 Fcfa) de Patate douce en Pièce (Moyen) est relativement faible par rapport aux autres prix observés dans cette zone. Prière de corriger ou de confirmer avec le QG. Attention ! Le prix unitaire d'achat (62.5 Fcfa) de Concentré de tomate en Sachets industriel (Moyen) est relativement faible par rapport aux autres prix observés dans cette zone. Prière de corriger ou de confirmer avec le QG. Attention ! Le prix unitaire d'achat (700 Fcfa) de Sucre en poudre  en Kg (taille unique) est relativement élevé par rapport aux autres prix observés dans cette zone. Prière de corriger ou de confirmer avec le QG. Avertissement!! La quantité (4 litre) du produit Huile d'arachide raffinée consommée  par le ménage semble très élevé, prière de corriger ou confirmer avec le QG. Incohérence!! Dans ce ménage, chaque individus consomme par jour 62.15476 Kg  de cereale; Prière de revoir les quantités prises de ces produits. Le prix d'achat unitaire (1 Fcfa) de Choux en Pièce de taille Moyen  est invraisemblable, prière de regarder les reponses prises dans les questions s07bq07a s07bq07b s07bq07c s07bq08 pour mieux corriger.</w:t>
       </w:r>
     </w:p>
     <w:p>
@@ -6912,6 +6910,27 @@
           <w:color w:val="4672C4"/>
           <w:sz w:val="22"/>
         </w:rPr>
+        <w:t>&gt;&gt; Section0 - Identification et renseignements de controle</w:t>
+      </w:r>
+    </w:p>
+    <w:p>
+      <w:pPr>
+        <w:ind w:left="283"/>
+      </w:pPr>
+      <w:r>
+        <w:rPr>
+          <w:sz w:val="20"/>
+        </w:rPr>
+        <w:t>- Le questionnaire semble ne pas être complètement fini mais le questionnaire est en statut complet, prière de compléter le questionnaire.</w:t>
+      </w:r>
+    </w:p>
+    <w:p>
+      <w:r>
+        <w:rPr>
+          <w:b/>
+          <w:color w:val="4672C4"/>
+          <w:sz w:val="22"/>
+        </w:rPr>
         <w:t>&gt;&gt; Section1 - Caracteristiques des membres</w:t>
       </w:r>
     </w:p>
@@ -6971,7 +6990,7 @@
         <w:rPr>
           <w:sz w:val="20"/>
         </w:rPr>
-        <w:t>- La dernière fois que vous avez acheté Pastèque est Au ménage,prélévement de son commerce et semble exister dans les modalités, prière de prendre attache avec le QG pour plus d'explication afin de la classer bien. Attention ! Le prix unitaire d'achat (650 Fcfa) de Sucre en poudre  en Kg (taille unique) est relativement élevé par rapport aux autres prix observés dans cette zone. Prière de corriger ou de confirmer avec le QG. Attention ! Soupçons de quantité anormale! Le ménage de ABDOULAYE DIONE avec une taille de 4 personnes a consommé 10 Pièce en Petit de Carotte qui est relativement élevé comme consommation par rapport à la condition de vie des autres ménages de même taille dans cette zone. Prière de corriger ou de confirmer avec le QG. Attention ! Soupçons de quantité anormale! Le ménage de ABDOULAYE DIONE avec une taille de 4 personnes a consommé 21 Cuillère en Petit de Sel qui est relativement élevé comme consommation par rapport à la condition de vie des autres ménages de même taille dans cette zone. Prière de corriger ou de confirmer avec le QG. Attention ! Soupçons de quantité anormale! Le ménage de ABDOULAYE DIONE avec une taille de 4 personnes a consommé 5 Morceau (Portion) en Petit de Carpe séchée qui est relativement élevé comme consommation par rapport à la condition de vie des autres ménages de même taille dans cette zone. Prière de corriger ou de confirmer avec le QG. Attention ! Soupçons de quantité anormale! Le ménage de ABDOULAYE DIONE avec une taille de 4 personnes a consommé 7 Tas en Petit de Poireau qui est relativement élevé comme consommation par rapport à la condition de vie des autres ménages de même taille dans cette zone. Prière de corriger ou de confirmer avec le QG. Avertissement!! La quantité (3.5 litre) du produit Huile d'arachide raffinée consommée  par le ménage semble très élevé, prière de corriger ou confirmer avec le QG. Avertissement!! le prix unitaire (125 Fcfa) de Thé en sachet (unité: Sachets) de taille Tres petit est très faible ou élevé. Prière de corriger ou de confirmer avec le QG. Incohérence!! Dans ce ménage, chaque individus consomme par jour 53.47571 Kg  de cereale; Prière de revoir les quantités prises de ces produits. Le prix d'achat unitaire (7500 Fcfa) de Silure séché en Kg de taille taille unique prière de regarder les reponses prises dans les questions s07bq07a s07bq07b s07bq07c s07bq08 pour mieux corriger.</w:t>
+        <w:t>- La dernière fois que vous avez acheté Pastèque est Au ménage,prélévement de son commerce et semble exister dans les modalités, prière de prendre attache avec le QG pour plus d'explication afin de la classer bien. Attention ! Le prix unitaire d'achat (650 Fcfa) de Sucre en poudre  en Kg (taille unique) est relativement élevé par rapport aux autres prix observés dans cette zone. Prière de corriger ou de confirmer avec le QG. Attention ! Soupçons de quantité anormale! Le ménage de ABDOULAYE DIONE avec une taille de 4 personnes a consommé 10 Pièce en Petit de Carotte qui est relativement élevé comme consommation par rapport à la condition de vie des autres ménages de même taille dans cette zone. Prière de corriger ou de confirmer avec le QG. Attention ! Soupçons de quantité anormale! Le ménage de ABDOULAYE DIONE avec une taille de 4 personnes a consommé 5 Morceau (Portion) en Petit de Carpe séchée qui est relativement élevé comme consommation par rapport à la condition de vie des autres ménages de même taille dans cette zone. Prière de corriger ou de confirmer avec le QG. Attention ! Soupçons de quantité anormale! Le ménage de ABDOULAYE DIONE avec une taille de 4 personnes a consommé 5 Morceau (Portion) en Tres petit de Escargots qui est relativement élevé comme consommation par rapport à la condition de vie des autres ménages de même taille dans cette zone. Prière de corriger ou de confirmer avec le QG. Avertissement!! La quantité (3.5 litre) du produit Huile d'arachide raffinée consommée  par le ménage semble très élevé, prière de corriger ou confirmer avec le QG. Avertissement!! le prix unitaire (125 Fcfa) de Thé en sachet (unité: Sachets) de taille Tres petit est très faible ou élevé. Prière de corriger ou de confirmer avec le QG. Incohérence!! Dans ce ménage, chaque individus consomme par jour 95.28143 Kg  de cereale; Prière de revoir les quantités prises de ces produits. Le prix d'achat unitaire (7500 Fcfa) de Silure séché en Kg de taille taille unique prière de regarder les reponses prises dans les questions s07bq07a s07bq07b s07bq07c s07bq08 pour mieux corriger.</w:t>
       </w:r>
     </w:p>
     <w:p>
